--- a/07_SCI_TUST/Chapter06_結論/子節架構/子節架構.docx
+++ b/07_SCI_TUST/Chapter06_結論/子節架構/子節架構.docx
@@ -7,19 +7,9 @@
         <w:rPr>
           <w:rFonts w:ascii="Times New Roman" w:hAnsi="Times New Roman" w:eastAsia="標楷體"/>
           <w:b/>
-          <w:sz w:val="32"/>
+          <w:sz w:val="30"/>
         </w:rPr>
-        <w:t>結論——子節架構</w:t>
-      </w:r>
-    </w:p>
-    <w:p>
-      <w:r>
-        <w:rPr>
-          <w:rFonts w:ascii="Times New Roman" w:hAnsi="Times New Roman" w:eastAsia="標楷體"/>
-          <w:b/>
-          <w:sz w:val="24"/>
-        </w:rPr>
-        <w:t>貢獻（條列 5 條）</w:t>
+        <w:t>結論 v2（條列；無圖無表無文獻）</w:t>
       </w:r>
     </w:p>
     <w:p>
@@ -30,19 +20,9 @@
         <w:rPr>
           <w:rFonts w:ascii="Times New Roman" w:hAnsi="Times New Roman" w:eastAsia="標楷體"/>
           <w:b w:val="0"/>
-          <w:sz w:val="22"/>
+          <w:sz w:val="23"/>
         </w:rPr>
-        <w:t>①跨尺度鏈量化到單一裂縫級②滯動襯砌尺度證據（91%/7.0/0.0046）③帶狀分區＋環向主導與現地對照④雙向回饋自增強（2.83×）＋耦合構型論證⑤水位管理＝損傷管理</w:t>
-      </w:r>
-    </w:p>
-    <w:p>
-      <w:r>
-        <w:rPr>
-          <w:rFonts w:ascii="Times New Roman" w:hAnsi="Times New Roman" w:eastAsia="標楷體"/>
-          <w:b/>
-          <w:sz w:val="24"/>
-        </w:rPr>
-        <w:t>限制（條列 2 條）</w:t>
+        <w:t>貢獻 5 條（各一句精華＋一個可攜數字；首尾呼應 P5 三層貢獻）</w:t>
       </w:r>
     </w:p>
     <w:p>
@@ -53,31 +33,54 @@
         <w:rPr>
           <w:rFonts w:ascii="Times New Roman" w:hAnsi="Times New Roman" w:eastAsia="標楷體"/>
           <w:b w:val="0"/>
-          <w:sz w:val="22"/>
+          <w:sz w:val="23"/>
         </w:rPr>
-        <w:t>①f 縮尺趨勢級＋100 m 情境放大②雙向為初探（單一回饋律/未含 L0 分解/素混凝土 BPM）</w:t>
+        <w:t>限制 2 條＋future work 1:1 鏡像（A3 式；只挑 scope 類限制講）</w:t>
       </w:r>
     </w:p>
     <w:p>
-      <w:pPr>
-        <w:spacing w:after="240"/>
-      </w:pPr>
       <w:r>
         <w:rPr>
           <w:rFonts w:ascii="Times New Roman" w:hAnsi="Times New Roman" w:eastAsia="標楷體"/>
-          <w:b/>
-          <w:color w:val="C00000"/>
-          <w:sz w:val="24"/>
+          <w:b w:val="0"/>
+          <w:sz w:val="23"/>
         </w:rPr>
-        <w:t>【⚖ 待裁決】</w:t>
+        <w:t>語級紀律：支持不證明、無 novel/first、不復述前文數字堆疊（</w:t>
       </w:r>
       <w:r>
         <w:rPr>
           <w:rFonts w:ascii="Times New Roman" w:hAnsi="Times New Roman" w:eastAsia="標楷體"/>
           <w:b w:val="0"/>
-          <w:sz w:val="24"/>
+          <w:color w:val="1F4EC8"/>
+          <w:sz w:val="23"/>
         </w:rPr>
-        <w:t>子節切法與順序？</w:t>
+        <w:t>(Zhang et al., 2025)</w:t>
+      </w:r>
+      <w:r>
+        <w:rPr>
+          <w:rFonts w:ascii="Times New Roman" w:hAnsi="Times New Roman" w:eastAsia="標楷體"/>
+          <w:b w:val="0"/>
+          <w:sz w:val="23"/>
+        </w:rPr>
+        <w:t xml:space="preserve"> 先揚後抑式收尾）。</w:t>
+      </w:r>
+      <w:r>
+        <w:rPr>
+          <w:rFonts w:ascii="Times New Roman" w:hAnsi="Times New Roman" w:eastAsia="標楷體"/>
+          <w:b w:val="0"/>
+          <w:sz w:val="23"/>
+        </w:rPr>
+        <w:t xml:space="preserve">　</w:t>
+      </w:r>
+      <w:r>
+        <w:rPr>
+          <w:rFonts w:ascii="Times New Roman" w:hAnsi="Times New Roman" w:eastAsia="標楷體"/>
+          <w:b w:val="0"/>
+          <w:color w:val="000000"/>
+          <w:sz w:val="21"/>
+          <w:highlight w:val="yellow"/>
+        </w:rPr>
+        <w:t>【重點：結論=精華不是摘要重播】</w:t>
       </w:r>
     </w:p>
     <w:sectPr>
